--- a/app/templates/PLII_M27.docx
+++ b/app/templates/PLII_M27.docx
@@ -98,7 +98,7 @@
           <w:sz-cs w:val="24"/>
           <w:i/>
         </w:rPr>
-        <w:t>{dia_diem_ky}, ngày{ngay_ky_vb}tháng{thang_ky_vb}năm{nam_ky_vb}</w:t>
+        <w:t>{dia_diem_ky}, ngày {ngay_ky_vb} tháng {thang_ky_vb} năm {nam_ky_vb}</w:t>
       </w:r>
       <w:r>
         <w:rPr>
@@ -280,7 +280,7 @@
           <w:sz w:val="24"/>
           <w:sz-cs w:val="24"/>
         </w:rPr>
-        <w:t>Sinh ngày: {ngay_sinh}/{thang_sinh}/{nam_sinh}Dân tộc: {chu_hkd.dan_toc} Quốc tịch: {chu_hkd.quoc_tich}</w:t>
+        <w:t>Sinh ngày: {ngay_sinh}/{thang_sinh}/{nam_sinh} Dân tộc: {chu_hkd.dan_toc} Quốc tịch: {chu_hkd.quoc_tich}</w:t>
       </w:r>
     </w:p>
     <w:p>
@@ -332,7 +332,7 @@
           <w:sz w:val="24"/>
           <w:sz-cs w:val="24"/>
         </w:rPr>
-        <w:t>Điện thoại:{dien_thoai_khac}Thư điện tử:{email_khac}</w:t>
+        <w:t>Điện thoại: {dien_thoai_khac} Thư điện tử: {email_khac}</w:t>
       </w:r>
     </w:p>
     <w:p>
@@ -358,7 +358,7 @@
           <w:sz w:val="24"/>
           <w:sz-cs w:val="24"/>
         </w:rPr>
-        <w:t>Lý do chấm dứt hoạt động:{ly_do_cham_dut_ton_tai}</w:t>
+        <w:t>Lý do chấm dứt hoạt động: {ly_do_cham_dut_ton_tai}</w:t>
       </w:r>
     </w:p>
     <w:p>

--- a/app/templates/PLII_M27.docx
+++ b/app/templates/PLII_M27.docx
@@ -198,7 +198,7 @@
           <w:sz w:val="24"/>
           <w:sz-cs w:val="24"/>
         </w:rPr>
-        <w:t xml:space="preserve">Tên hộ kinh doanh: …………………………………………………………</w:t>
+        <w:t>Tên hộ kinh doanh: {hkd_ten_tieng_viet_2}</w:t>
       </w:r>
     </w:p>
     <w:p>
